--- a/Docs/DOCUMENTATION.docx
+++ b/Docs/DOCUMENTATION.docx
@@ -2263,15 +2263,7 @@
                 <w:sz w:val="20"/>
                 <w:szCs w:val="20"/>
               </w:rPr>
-              <w:t xml:space="preserve"> Patient Management </w:t>
-            </w:r>
-            <w:proofErr w:type="gramStart"/>
-            <w:r>
-              <w:rPr>
-                <w:sz w:val="20"/>
-                <w:szCs w:val="20"/>
-              </w:rPr>
-              <w:t xml:space="preserve">module </w:t>
+              <w:t xml:space="preserve"> Patient Management module </w:t>
             </w:r>
             <w:r>
               <w:rPr>
@@ -2292,15 +2284,7 @@
                 <w:sz w:val="20"/>
                 <w:szCs w:val="20"/>
               </w:rPr>
-              <w:t>reate</w:t>
-            </w:r>
-            <w:proofErr w:type="gramEnd"/>
-            <w:r>
-              <w:rPr>
-                <w:sz w:val="20"/>
-                <w:szCs w:val="20"/>
-              </w:rPr>
-              <w:t xml:space="preserve"> CRUD APIs</w:t>
+              <w:t>reate CRUD APIs</w:t>
             </w:r>
             <w:r>
               <w:rPr>
@@ -2524,23 +2508,7 @@
                 <w:sz w:val="20"/>
                 <w:szCs w:val="20"/>
               </w:rPr>
-              <w:t xml:space="preserve"> Attend Standup </w:t>
-            </w:r>
-            <w:proofErr w:type="gramStart"/>
-            <w:r>
-              <w:rPr>
-                <w:sz w:val="20"/>
-                <w:szCs w:val="20"/>
-              </w:rPr>
-              <w:t>meeting ,</w:t>
-            </w:r>
-            <w:proofErr w:type="gramEnd"/>
-            <w:r>
-              <w:rPr>
-                <w:sz w:val="20"/>
-                <w:szCs w:val="20"/>
-              </w:rPr>
-              <w:t xml:space="preserve"> discuss</w:t>
+              <w:t xml:space="preserve"> Attend Standup meeting , discuss</w:t>
             </w:r>
             <w:r>
               <w:rPr>
@@ -2568,17 +2536,8 @@
                 <w:sz w:val="20"/>
                 <w:szCs w:val="20"/>
               </w:rPr>
-              <w:t xml:space="preserve">dataset </w:t>
-            </w:r>
-            <w:proofErr w:type="gramStart"/>
-            <w:r>
-              <w:rPr>
-                <w:sz w:val="20"/>
-                <w:szCs w:val="20"/>
-              </w:rPr>
-              <w:t>characteristics .</w:t>
-            </w:r>
-            <w:proofErr w:type="gramEnd"/>
+              <w:t>dataset characteristics .</w:t>
+            </w:r>
           </w:p>
         </w:tc>
         <w:tc>
@@ -3124,23 +3083,13 @@
                 <w:lang w:val="en-IN"/>
               </w:rPr>
             </w:pPr>
-            <w:proofErr w:type="gramStart"/>
             <w:r>
               <w:rPr>
                 <w:sz w:val="20"/>
                 <w:szCs w:val="20"/>
                 <w:lang w:val="en-IN"/>
               </w:rPr>
-              <w:t>  Add</w:t>
-            </w:r>
-            <w:proofErr w:type="gramEnd"/>
-            <w:r>
-              <w:rPr>
-                <w:sz w:val="20"/>
-                <w:szCs w:val="20"/>
-                <w:lang w:val="en-IN"/>
-              </w:rPr>
-              <w:t xml:space="preserve"> and push patients.css</w:t>
+              <w:t>  Add and push patients.css</w:t>
             </w:r>
             <w:r>
               <w:rPr>
@@ -3176,7 +3125,6 @@
                 <w:szCs w:val="20"/>
               </w:rPr>
             </w:pPr>
-            <w:proofErr w:type="gramStart"/>
             <w:r>
               <w:rPr>
                 <w:sz w:val="20"/>
@@ -3193,7 +3141,6 @@
               </w:rPr>
               <w:t>e</w:t>
             </w:r>
-            <w:proofErr w:type="gramEnd"/>
             <w:r>
               <w:rPr>
                 <w:sz w:val="20"/>
@@ -3548,23 +3495,7 @@
                 <w:sz w:val="20"/>
                 <w:szCs w:val="20"/>
               </w:rPr>
-              <w:t xml:space="preserve">Attend Standup </w:t>
-            </w:r>
-            <w:proofErr w:type="gramStart"/>
-            <w:r>
-              <w:rPr>
-                <w:sz w:val="20"/>
-                <w:szCs w:val="20"/>
-              </w:rPr>
-              <w:t>meeting .</w:t>
-            </w:r>
-            <w:proofErr w:type="gramEnd"/>
-            <w:r>
-              <w:rPr>
-                <w:sz w:val="20"/>
-                <w:szCs w:val="20"/>
-              </w:rPr>
-              <w:t xml:space="preserve"> </w:t>
+              <w:t xml:space="preserve">Attend Standup meeting . </w:t>
             </w:r>
             <w:r>
               <w:rPr>
@@ -4921,15 +4852,7 @@
                 <w:sz w:val="20"/>
                 <w:szCs w:val="20"/>
               </w:rPr>
-              <w:t xml:space="preserve">operations, APIs and Frontend for patient </w:t>
-            </w:r>
-            <w:proofErr w:type="gramStart"/>
-            <w:r>
-              <w:rPr>
-                <w:sz w:val="20"/>
-                <w:szCs w:val="20"/>
-              </w:rPr>
-              <w:t xml:space="preserve">management </w:t>
+              <w:t xml:space="preserve">operations, APIs and Frontend for patient management </w:t>
             </w:r>
             <w:r>
               <w:rPr>
@@ -4938,7 +4861,6 @@
               </w:rPr>
               <w:t>.</w:t>
             </w:r>
-            <w:proofErr w:type="gramEnd"/>
           </w:p>
           <w:p>
             <w:pPr>
@@ -5144,23 +5066,7 @@
                 <w:sz w:val="20"/>
                 <w:szCs w:val="20"/>
               </w:rPr>
-              <w:t xml:space="preserve">Analyzed dataset </w:t>
-            </w:r>
-            <w:proofErr w:type="gramStart"/>
-            <w:r>
-              <w:rPr>
-                <w:sz w:val="20"/>
-                <w:szCs w:val="20"/>
-              </w:rPr>
-              <w:t>characteristics .</w:t>
-            </w:r>
-            <w:proofErr w:type="gramEnd"/>
-            <w:r>
-              <w:rPr>
-                <w:sz w:val="20"/>
-                <w:szCs w:val="20"/>
-              </w:rPr>
-              <w:t xml:space="preserve"> Create database to store registered user details.</w:t>
+              <w:t>Analyzed dataset characteristics . Create database to store registered user details.</w:t>
             </w:r>
           </w:p>
           <w:p>
@@ -5642,23 +5548,13 @@
                 <w:lang w:val="en-IN"/>
               </w:rPr>
             </w:pPr>
-            <w:proofErr w:type="gramStart"/>
             <w:r>
               <w:rPr>
                 <w:sz w:val="20"/>
                 <w:szCs w:val="20"/>
                 <w:lang w:val="en-IN"/>
               </w:rPr>
-              <w:t>  Add</w:t>
-            </w:r>
-            <w:proofErr w:type="gramEnd"/>
-            <w:r>
-              <w:rPr>
-                <w:sz w:val="20"/>
-                <w:szCs w:val="20"/>
-                <w:lang w:val="en-IN"/>
-              </w:rPr>
-              <w:t xml:space="preserve"> and push patients.css and styling files</w:t>
+              <w:t>  Add and push patients.css and styling files</w:t>
             </w:r>
             <w:r>
               <w:rPr>
@@ -5686,23 +5582,13 @@
                 <w:szCs w:val="20"/>
               </w:rPr>
             </w:pPr>
-            <w:proofErr w:type="gramStart"/>
             <w:r>
               <w:rPr>
                 <w:sz w:val="20"/>
                 <w:szCs w:val="20"/>
                 <w:lang w:val="en-IN"/>
               </w:rPr>
-              <w:t>  Create</w:t>
-            </w:r>
-            <w:proofErr w:type="gramEnd"/>
-            <w:r>
-              <w:rPr>
-                <w:sz w:val="20"/>
-                <w:szCs w:val="20"/>
-                <w:lang w:val="en-IN"/>
-              </w:rPr>
-              <w:t xml:space="preserve"> audit.js, patients.js, and reports.js, and add the corresponding JavaScript code files to git hub.</w:t>
+              <w:t>  Create audit.js, patients.js, and reports.js, and add the corresponding JavaScript code files to git hub.</w:t>
             </w:r>
           </w:p>
           <w:p>
@@ -6314,21 +6200,12 @@
                 <w:szCs w:val="20"/>
               </w:rPr>
             </w:pPr>
-            <w:proofErr w:type="gramStart"/>
-            <w:r>
-              <w:rPr>
-                <w:sz w:val="20"/>
-                <w:szCs w:val="20"/>
-              </w:rPr>
-              <w:t>Backend(</w:t>
-            </w:r>
-            <w:proofErr w:type="gramEnd"/>
-            <w:r>
-              <w:rPr>
-                <w:sz w:val="20"/>
-                <w:szCs w:val="20"/>
-              </w:rPr>
-              <w:t>Database Manager and Developer)</w:t>
+            <w:r>
+              <w:rPr>
+                <w:sz w:val="20"/>
+                <w:szCs w:val="20"/>
+              </w:rPr>
+              <w:t>Backend(Database Manager and Developer)</w:t>
             </w:r>
           </w:p>
         </w:tc>
@@ -6959,30 +6836,14 @@
                 <w:sz w:val="20"/>
                 <w:szCs w:val="20"/>
               </w:rPr>
-              <w:t xml:space="preserve">Team </w:t>
-            </w:r>
-            <w:proofErr w:type="gramStart"/>
-            <w:r>
-              <w:rPr>
-                <w:sz w:val="20"/>
-                <w:szCs w:val="20"/>
-              </w:rPr>
-              <w:t>Lead</w:t>
-            </w:r>
-            <w:r>
-              <w:rPr>
-                <w:sz w:val="20"/>
-                <w:szCs w:val="20"/>
-              </w:rPr>
-              <w:t>(</w:t>
-            </w:r>
-            <w:proofErr w:type="gramEnd"/>
-            <w:r>
-              <w:rPr>
-                <w:sz w:val="20"/>
-                <w:szCs w:val="20"/>
-              </w:rPr>
-              <w:t>Database Manager)</w:t>
+              <w:t>Team Lead</w:t>
+            </w:r>
+            <w:r>
+              <w:rPr>
+                <w:sz w:val="20"/>
+                <w:szCs w:val="20"/>
+              </w:rPr>
+              <w:t>(Database Manager)</w:t>
             </w:r>
           </w:p>
         </w:tc>
@@ -7190,7 +7051,6 @@
               </w:rPr>
               <w:t xml:space="preserve">lit which did not meet the project’s backend API requirements. Resolved is made by switching to Fast API and the backend API development </w:t>
             </w:r>
-            <w:proofErr w:type="gramStart"/>
             <w:r>
               <w:rPr>
                 <w:sz w:val="20"/>
@@ -7198,7 +7058,6 @@
               </w:rPr>
               <w:t>resumed .</w:t>
             </w:r>
-            <w:proofErr w:type="gramEnd"/>
           </w:p>
           <w:p>
             <w:pPr>
@@ -7863,155 +7722,7 @@
           </w:p>
         </w:tc>
       </w:tr>
-      <w:tr>
-        <w:trPr>
-          <w:trHeight w:hRule="exact" w:val="422"/>
-          <w:jc w:val="center"/>
-        </w:trPr>
-        <w:tc>
-          <w:tcPr>
-            <w:tcW w:w="1290" w:type="dxa"/>
-          </w:tcPr>
-          <w:p>
-            <w:pPr>
-              <w:rPr>
-                <w:sz w:val="20"/>
-                <w:szCs w:val="20"/>
-                <w:lang w:val="en-IN"/>
-              </w:rPr>
-            </w:pPr>
-            <w:r>
-              <w:rPr>
-                <w:sz w:val="20"/>
-                <w:szCs w:val="20"/>
-                <w:lang w:val="en-IN"/>
-              </w:rPr>
-              <w:t>Day 14</w:t>
-            </w:r>
-          </w:p>
-          <w:p>
-            <w:pPr>
-              <w:rPr>
-                <w:sz w:val="20"/>
-                <w:szCs w:val="20"/>
-                <w:lang w:val="en-IN"/>
-              </w:rPr>
-            </w:pPr>
-          </w:p>
-        </w:tc>
-        <w:tc>
-          <w:tcPr>
-            <w:tcW w:w="1900" w:type="dxa"/>
-          </w:tcPr>
-          <w:p>
-            <w:pPr>
-              <w:rPr>
-                <w:sz w:val="20"/>
-                <w:szCs w:val="20"/>
-                <w:lang w:val="en-IN"/>
-              </w:rPr>
-            </w:pPr>
-            <w:r>
-              <w:rPr>
-                <w:sz w:val="20"/>
-                <w:szCs w:val="20"/>
-                <w:lang w:val="en-IN"/>
-              </w:rPr>
-              <w:t>14-07-2026</w:t>
-            </w:r>
-          </w:p>
-          <w:p>
-            <w:pPr>
-              <w:rPr>
-                <w:sz w:val="20"/>
-                <w:szCs w:val="20"/>
-                <w:lang w:val="en-IN"/>
-              </w:rPr>
-            </w:pPr>
-          </w:p>
-        </w:tc>
-        <w:tc>
-          <w:tcPr>
-            <w:tcW w:w="2487" w:type="dxa"/>
-          </w:tcPr>
-          <w:p>
-            <w:pPr>
-              <w:rPr>
-                <w:sz w:val="20"/>
-                <w:szCs w:val="20"/>
-                <w:lang w:val="en-IN"/>
-              </w:rPr>
-            </w:pPr>
-            <w:r>
-              <w:rPr>
-                <w:sz w:val="20"/>
-                <w:szCs w:val="20"/>
-                <w:lang w:val="en-IN"/>
-              </w:rPr>
-              <w:t>Improper Data Visualization</w:t>
-            </w:r>
-          </w:p>
-          <w:p>
-            <w:pPr>
-              <w:rPr>
-                <w:sz w:val="20"/>
-                <w:szCs w:val="20"/>
-              </w:rPr>
-            </w:pPr>
-          </w:p>
-        </w:tc>
-        <w:tc>
-          <w:tcPr>
-            <w:tcW w:w="1755" w:type="dxa"/>
-          </w:tcPr>
-          <w:p>
-            <w:pPr>
-              <w:rPr>
-                <w:sz w:val="20"/>
-                <w:szCs w:val="20"/>
-                <w:lang w:val="en-IN"/>
-              </w:rPr>
-            </w:pPr>
-            <w:r>
-              <w:rPr>
-                <w:sz w:val="20"/>
-                <w:szCs w:val="20"/>
-              </w:rPr>
-              <w:t>Backend</w:t>
-            </w:r>
-          </w:p>
-        </w:tc>
-        <w:tc>
-          <w:tcPr>
-            <w:tcW w:w="1605" w:type="dxa"/>
-          </w:tcPr>
-          <w:p>
-            <w:pPr>
-              <w:rPr>
-                <w:sz w:val="20"/>
-                <w:szCs w:val="20"/>
-              </w:rPr>
-            </w:pPr>
-            <w:r>
-              <w:rPr>
-                <w:sz w:val="20"/>
-                <w:szCs w:val="20"/>
-              </w:rPr>
-              <w:t>Done</w:t>
-            </w:r>
-          </w:p>
-        </w:tc>
-      </w:tr>
     </w:tbl>
-    <w:p>
-      <w:pPr>
-        <w:rPr>
-          <w:rFonts w:ascii="Arial" w:hAnsi="Arial" w:cs="Arial"/>
-          <w:bCs/>
-          <w:u w:val="single"/>
-        </w:rPr>
-      </w:pPr>
-    </w:p>
     <w:p>
       <w:pPr>
         <w:rPr>
@@ -8413,30 +8124,14 @@
                 <w:sz w:val="20"/>
                 <w:szCs w:val="20"/>
               </w:rPr>
-              <w:t xml:space="preserve">About database </w:t>
-            </w:r>
-            <w:proofErr w:type="gramStart"/>
-            <w:r>
-              <w:rPr>
-                <w:sz w:val="20"/>
-                <w:szCs w:val="20"/>
-              </w:rPr>
-              <w:t xml:space="preserve">authentication </w:t>
-            </w:r>
-            <w:r>
-              <w:rPr>
-                <w:sz w:val="20"/>
-                <w:szCs w:val="20"/>
-              </w:rPr>
-              <w:t>,</w:t>
-            </w:r>
-            <w:proofErr w:type="gramEnd"/>
-            <w:r>
-              <w:rPr>
-                <w:sz w:val="20"/>
-                <w:szCs w:val="20"/>
-              </w:rPr>
-              <w:t xml:space="preserve"> Fast APIS initialization </w:t>
+              <w:t xml:space="preserve">About database authentication </w:t>
+            </w:r>
+            <w:r>
+              <w:rPr>
+                <w:sz w:val="20"/>
+                <w:szCs w:val="20"/>
+              </w:rPr>
+              <w:t xml:space="preserve">, Fast APIS initialization </w:t>
             </w:r>
             <w:r>
               <w:rPr>
@@ -9284,17 +8979,8 @@
                 <w:sz w:val="20"/>
                 <w:szCs w:val="20"/>
               </w:rPr>
-              <w:t xml:space="preserve">Discussed the encountered </w:t>
-            </w:r>
-            <w:proofErr w:type="gramStart"/>
-            <w:r>
-              <w:rPr>
-                <w:sz w:val="20"/>
-                <w:szCs w:val="20"/>
-              </w:rPr>
-              <w:t>blockers .</w:t>
-            </w:r>
-            <w:proofErr w:type="gramEnd"/>
+              <w:t>Discussed the encountered blockers .</w:t>
+            </w:r>
           </w:p>
         </w:tc>
       </w:tr>
